--- a/project-docs/05-student-lab-handouts/DSYS601 Lab2 Deploy the demo app.docx
+++ b/project-docs/05-student-lab-handouts/DSYS601 Lab2 Deploy the demo app.docx
@@ -1277,7 +1277,7 @@
               <w:rPr>
                 <w:lang w:val="en-US"/>
               </w:rPr>
-              <w:t>go-httpbin web API</w:t>
+              <w:t xml:space="preserve">busybox web API</w:t>
             </w:r>
           </w:p>
         </w:tc>
@@ -1321,7 +1321,7 @@
           </w:tcPr>
           <w:p wp14:textId="77777777">
             <w:r>
-              <w:t xml:space="preserve">Answers requests from programs</w:t>
+              <w:t xml:space="preserve">Counts visits and saves the count in Redis</w:t>
             </w:r>
           </w:p>
         </w:tc>
@@ -1420,7 +1420,7 @@
           </w:tcPr>
           <w:p wp14:textId="77777777">
             <w:r>
-              <w:t xml:space="preserve">Stores data in memory</w:t>
+              <w:t xml:space="preserve">Stores the visit count</w:t>
             </w:r>
           </w:p>
         </w:tc>
@@ -1578,7 +1578,7 @@
               <w:t xml:space="preserve">Expected output (yours may differ slightly)</w:t>
             </w:r>
           </w:p>
-          <w:p wp14:textId="77777777">
+          <w:p>
             <w:pPr>
               <w:keepNext w:val="1"/>
               <w:spacing w:after="0"/>
@@ -1590,10 +1590,10 @@
                 <w:szCs w:val="19"/>
                 <w:lang w:val="en-US"/>
               </w:rPr>
-              <w:t>2:kind: Namespace</w:t>
-            </w:r>
-          </w:p>
-          <w:p wp14:textId="77777777">
+              <w:t xml:space="preserve">2:kind: Namespace</w:t>
+            </w:r>
+          </w:p>
+          <w:p>
             <w:pPr>
               <w:keepNext w:val="1"/>
               <w:spacing w:after="0"/>
@@ -1605,10 +1605,10 @@
                 <w:szCs w:val="19"/>
                 <w:lang w:val="en-US"/>
               </w:rPr>
-              <w:t>9:kind: Deployment</w:t>
-            </w:r>
-          </w:p>
-          <w:p wp14:textId="77777777">
+              <w:t xml:space="preserve">9:kind: Deployment</w:t>
+            </w:r>
+          </w:p>
+          <w:p>
             <w:pPr>
               <w:keepNext w:val="1"/>
               <w:spacing w:after="0"/>
@@ -1620,10 +1620,10 @@
                 <w:szCs w:val="19"/>
                 <w:lang w:val="en-US"/>
               </w:rPr>
-              <w:t>41:kind: Service</w:t>
-            </w:r>
-          </w:p>
-          <w:p wp14:textId="77777777">
+              <w:t xml:space="preserve">50:kind: Service</w:t>
+            </w:r>
+          </w:p>
+          <w:p>
             <w:pPr>
               <w:keepNext w:val="1"/>
               <w:spacing w:after="0"/>
@@ -1635,10 +1635,10 @@
                 <w:szCs w:val="19"/>
                 <w:lang w:val="en-US"/>
               </w:rPr>
-              <w:t>55:kind: Deployment</w:t>
-            </w:r>
-          </w:p>
-          <w:p wp14:textId="77777777">
+              <w:t xml:space="preserve">65:kind: ConfigMap</w:t>
+            </w:r>
+          </w:p>
+          <w:p>
             <w:pPr>
               <w:keepNext w:val="1"/>
               <w:spacing w:after="0"/>
@@ -1650,10 +1650,10 @@
                 <w:szCs w:val="19"/>
                 <w:lang w:val="en-US"/>
               </w:rPr>
-              <w:t>87:kind: Service</w:t>
-            </w:r>
-          </w:p>
-          <w:p wp14:textId="77777777">
+              <w:t xml:space="preserve">90:kind: Deployment</w:t>
+            </w:r>
+          </w:p>
+          <w:p>
             <w:pPr>
               <w:keepNext w:val="1"/>
               <w:spacing w:after="0"/>
@@ -1665,10 +1665,10 @@
                 <w:szCs w:val="19"/>
                 <w:lang w:val="en-US"/>
               </w:rPr>
-              <w:t>101:kind: Deployment</w:t>
-            </w:r>
-          </w:p>
-          <w:p wp14:textId="77777777">
+              <w:t xml:space="preserve">139:kind: Service</w:t>
+            </w:r>
+          </w:p>
+          <w:p>
             <w:pPr>
               <w:keepNext w:val="1"/>
               <w:spacing w:after="0"/>
@@ -1680,7 +1680,22 @@
                 <w:szCs w:val="19"/>
                 <w:lang w:val="en-US"/>
               </w:rPr>
-              <w:t>133:kind: Service</w:t>
+              <w:t xml:space="preserve">153:kind: Deployment</w:t>
+            </w:r>
+          </w:p>
+          <w:p>
+            <w:pPr>
+              <w:keepNext w:val="1"/>
+              <w:spacing w:after="0"/>
+            </w:pPr>
+            <w:r>
+              <w:rPr>
+                <w:rFonts w:ascii="Consolas" w:hAnsi="Consolas" w:eastAsia="Consolas" w:cs="Consolas"/>
+                <w:sz w:val="19"/>
+                <w:szCs w:val="19"/>
+                <w:lang w:val="en-US"/>
+              </w:rPr>
+              <w:t xml:space="preserve">185:kind: Service</w:t>
             </w:r>
           </w:p>
         </w:tc>
@@ -1696,7 +1711,7 @@
         <w:spacing w:after="120"/>
       </w:pPr>
       <w:r>
-        <w:t xml:space="preserve">One namespace, then a Deployment and a Service for each of the three parts: 7 things from one file.</w:t>
+        <w:t xml:space="preserve">One namespace, a Deployment and a Service for each of the three parts, and a ConfigMap that holds the API’s files: 8 things from one file.</w:t>
       </w:r>
     </w:p>
     <w:p xmlns:wp14="http://schemas.microsoft.com/office/word/2010/wordml" wp14:textId="77777777">
@@ -1717,7 +1732,7 @@
         <w:rPr>
           <w:lang w:val="en-US"/>
         </w:rPr>
-        <w:t>Look at the redis part of the file (lines 9 to 50).</w:t>
+        <w:t xml:space="preserve">Look at the redis part of the file (lines 9 to 60).</w:t>
       </w:r>
     </w:p>
     <w:tbl>
@@ -1757,7 +1772,7 @@
               <w:right w:w="140" w:type="dxa"/>
             </w:tcMar>
           </w:tcPr>
-          <w:p wp14:textId="77777777">
+          <w:p>
             <w:pPr>
               <w:keepNext w:val="1"/>
               <w:spacing w:after="0"/>
@@ -1769,12 +1784,20 @@
                 <w:szCs w:val="19"/>
                 <w:lang w:val="en-US"/>
               </w:rPr>
-              <w:t>sed -n '9,50p' app/demo-app.yaml</w:t>
+              <w:t xml:space="preserve">sed -n '9,60p' app/demo-app.yaml</w:t>
             </w:r>
           </w:p>
         </w:tc>
       </w:tr>
     </w:tbl>
+    <w:p xmlns:wp14="http://schemas.microsoft.com/office/word/2010/wordml" wp14:textId="77777777">
+      <w:pPr>
+        <w:spacing w:after="120"/>
+      </w:pPr>
+      <w:r>
+        <w:t xml:space="preserve">Near the end of the redis part, volumes: gives Redis an emptyDir volume (a temporary folder), mounted at /data. Redis saves every change there (--appendonly yes), so the data is kept if the Redis container restarts. You will test this in the optional extra.</w:t>
+      </w:r>
+    </w:p>
     <w:p xmlns:wp14="http://schemas.microsoft.com/office/word/2010/wordml" wp14:textId="787C2D1A">
       <w:pPr>
         <w:pStyle w:val="Normal"/>
@@ -1921,7 +1944,7 @@
               <w:t xml:space="preserve">Expected output (yours may differ slightly)</w:t>
             </w:r>
           </w:p>
-          <w:p wp14:textId="77777777">
+          <w:p>
             <w:pPr>
               <w:keepNext/>
               <w:spacing w:after="0"/>
@@ -1935,82 +1958,91 @@
               <w:t xml:space="preserve">namespace/demo-app created</w:t>
             </w:r>
           </w:p>
-          <w:p wp14:textId="77777777">
-            <w:pPr>
-              <w:keepNext w:val="1"/>
-              <w:spacing w:after="0"/>
-            </w:pPr>
-            <w:r>
-              <w:rPr>
-                <w:rFonts w:ascii="Consolas" w:hAnsi="Consolas" w:eastAsia="Consolas" w:cs="Consolas"/>
-                <w:sz w:val="19"/>
-                <w:szCs w:val="19"/>
-                <w:lang w:val="en-US"/>
-              </w:rPr>
-              <w:t>deployment.apps/redis created</w:t>
-            </w:r>
-          </w:p>
-          <w:p wp14:textId="77777777">
-            <w:pPr>
-              <w:keepNext w:val="1"/>
-              <w:spacing w:after="0"/>
-            </w:pPr>
-            <w:r>
-              <w:rPr>
-                <w:rFonts w:ascii="Consolas" w:hAnsi="Consolas" w:eastAsia="Consolas" w:cs="Consolas"/>
-                <w:sz w:val="19"/>
-                <w:szCs w:val="19"/>
-                <w:lang w:val="en-US"/>
-              </w:rPr>
-              <w:t>service/redis created</w:t>
-            </w:r>
-          </w:p>
-          <w:p wp14:textId="77777777">
-            <w:pPr>
-              <w:keepNext w:val="1"/>
-              <w:spacing w:after="0"/>
-            </w:pPr>
-            <w:r>
-              <w:rPr>
-                <w:rFonts w:ascii="Consolas" w:hAnsi="Consolas" w:eastAsia="Consolas" w:cs="Consolas"/>
-                <w:sz w:val="19"/>
-                <w:szCs w:val="19"/>
-                <w:lang w:val="en-US"/>
-              </w:rPr>
-              <w:t>deployment.apps/api created</w:t>
-            </w:r>
-          </w:p>
-          <w:p wp14:textId="77777777">
-            <w:pPr>
-              <w:keepNext w:val="1"/>
-              <w:spacing w:after="0"/>
-            </w:pPr>
-            <w:r>
-              <w:rPr>
-                <w:rFonts w:ascii="Consolas" w:hAnsi="Consolas" w:eastAsia="Consolas" w:cs="Consolas"/>
-                <w:sz w:val="19"/>
-                <w:szCs w:val="19"/>
-                <w:lang w:val="en-US"/>
-              </w:rPr>
-              <w:t>service/api created</w:t>
-            </w:r>
-          </w:p>
-          <w:p wp14:textId="77777777">
-            <w:pPr>
-              <w:keepNext w:val="1"/>
-              <w:spacing w:after="0"/>
-            </w:pPr>
-            <w:r>
-              <w:rPr>
-                <w:rFonts w:ascii="Consolas" w:hAnsi="Consolas" w:eastAsia="Consolas" w:cs="Consolas"/>
-                <w:sz w:val="19"/>
-                <w:szCs w:val="19"/>
-                <w:lang w:val="en-US"/>
-              </w:rPr>
-              <w:t>deployment.apps/frontend created</w:t>
-            </w:r>
-          </w:p>
-          <w:p wp14:textId="77777777">
+          <w:p>
+            <w:pPr>
+              <w:keepNext/>
+              <w:spacing w:after="0"/>
+            </w:pPr>
+            <w:r>
+              <w:rPr>
+                <w:rFonts w:ascii="Consolas" w:hAnsi="Consolas" w:eastAsia="Consolas" w:cs="Consolas"/>
+                <w:sz w:val="19"/>
+                <w:szCs w:val="19"/>
+              </w:rPr>
+              <w:t xml:space="preserve">deployment.apps/redis created</w:t>
+            </w:r>
+          </w:p>
+          <w:p>
+            <w:pPr>
+              <w:keepNext/>
+              <w:spacing w:after="0"/>
+            </w:pPr>
+            <w:r>
+              <w:rPr>
+                <w:rFonts w:ascii="Consolas" w:hAnsi="Consolas" w:eastAsia="Consolas" w:cs="Consolas"/>
+                <w:sz w:val="19"/>
+                <w:szCs w:val="19"/>
+              </w:rPr>
+              <w:t xml:space="preserve">service/redis created</w:t>
+            </w:r>
+          </w:p>
+          <w:p>
+            <w:pPr>
+              <w:keepNext/>
+              <w:spacing w:after="0"/>
+            </w:pPr>
+            <w:r>
+              <w:rPr>
+                <w:rFonts w:ascii="Consolas" w:hAnsi="Consolas" w:eastAsia="Consolas" w:cs="Consolas"/>
+                <w:sz w:val="19"/>
+                <w:szCs w:val="19"/>
+              </w:rPr>
+              <w:t xml:space="preserve">configmap/api-files created</w:t>
+            </w:r>
+          </w:p>
+          <w:p>
+            <w:pPr>
+              <w:keepNext/>
+              <w:spacing w:after="0"/>
+            </w:pPr>
+            <w:r>
+              <w:rPr>
+                <w:rFonts w:ascii="Consolas" w:hAnsi="Consolas" w:eastAsia="Consolas" w:cs="Consolas"/>
+                <w:sz w:val="19"/>
+                <w:szCs w:val="19"/>
+              </w:rPr>
+              <w:t xml:space="preserve">deployment.apps/api created</w:t>
+            </w:r>
+          </w:p>
+          <w:p>
+            <w:pPr>
+              <w:keepNext/>
+              <w:spacing w:after="0"/>
+            </w:pPr>
+            <w:r>
+              <w:rPr>
+                <w:rFonts w:ascii="Consolas" w:hAnsi="Consolas" w:eastAsia="Consolas" w:cs="Consolas"/>
+                <w:sz w:val="19"/>
+                <w:szCs w:val="19"/>
+              </w:rPr>
+              <w:t xml:space="preserve">service/api created</w:t>
+            </w:r>
+          </w:p>
+          <w:p>
+            <w:pPr>
+              <w:keepNext/>
+              <w:spacing w:after="0"/>
+            </w:pPr>
+            <w:r>
+              <w:rPr>
+                <w:rFonts w:ascii="Consolas" w:hAnsi="Consolas" w:eastAsia="Consolas" w:cs="Consolas"/>
+                <w:sz w:val="19"/>
+                <w:szCs w:val="19"/>
+              </w:rPr>
+              <w:t xml:space="preserve">deployment.apps/frontend created</w:t>
+            </w:r>
+          </w:p>
+          <w:p>
             <w:pPr>
               <w:keepNext/>
               <w:spacing w:after="0"/>
@@ -3124,21 +3156,7 @@
         <w:rPr>
           <w:lang w:val="en-US"/>
         </w:rPr>
-        <w:t xml:space="preserve">In </w:t>
-      </w:r>
-      <w:r>
-        <w:rPr>
-          <w:b w:val="1"/>
-          <w:bCs w:val="1"/>
-          <w:lang w:val="en-US"/>
-        </w:rPr>
-        <w:t>tab 1</w:t>
-      </w:r>
-      <w:r>
-        <w:rPr>
-          <w:lang w:val="en-US"/>
-        </w:rPr>
-        <w:t>, ask the API for a random ID. Run it twice: you get a new ID each time.</w:t>
+        <w:t xml:space="preserve">In tab 1, ask the API to count a visit. Run it three times: the number goes up each time, and pod shows which of the 2 API pods answered.</w:t>
       </w:r>
     </w:p>
     <w:tbl>
@@ -3178,7 +3196,7 @@
               <w:right w:w="140" w:type="dxa"/>
             </w:tcMar>
           </w:tcPr>
-          <w:p wp14:textId="77777777">
+          <w:p>
             <w:pPr>
               <w:keepNext w:val="1"/>
               <w:spacing w:after="0"/>
@@ -3190,7 +3208,7 @@
                 <w:szCs w:val="19"/>
                 <w:lang w:val="en-US"/>
               </w:rPr>
-              <w:t>curl -s localhost:8082/uuid</w:t>
+              <w:t xml:space="preserve">curl -s localhost:8082/cgi-bin/visits</w:t>
             </w:r>
           </w:p>
         </w:tc>
@@ -3252,7 +3270,7 @@
               <w:t xml:space="preserve">Expected output (yours may differ slightly)</w:t>
             </w:r>
           </w:p>
-          <w:p wp14:textId="77777777">
+          <w:p>
             <w:pPr>
               <w:keepNext/>
               <w:spacing w:after="0"/>
@@ -3263,25 +3281,10 @@
                 <w:sz w:val="19"/>
                 <w:szCs w:val="19"/>
               </w:rPr>
-              <w:t xml:space="preserve">{</w:t>
-            </w:r>
-          </w:p>
-          <w:p wp14:textId="77777777">
-            <w:pPr>
-              <w:keepNext w:val="1"/>
-              <w:spacing w:after="0"/>
-            </w:pPr>
-            <w:r>
-              <w:rPr>
-                <w:rFonts w:ascii="Consolas" w:hAnsi="Consolas" w:eastAsia="Consolas" w:cs="Consolas"/>
-                <w:sz w:val="19"/>
-                <w:szCs w:val="19"/>
-                <w:lang w:val="en-US"/>
-              </w:rPr>
-              <w:t xml:space="preserve">  "uuid": "3f0c2a9e-6b1d-4c8e-9a57-1e2d4b6f8c90"</w:t>
-            </w:r>
-          </w:p>
-          <w:p wp14:textId="77777777">
+              <w:t xml:space="preserve">{"visits": 1, "pod": "api-5c8f7d9b6-2kq7x"}</w:t>
+            </w:r>
+          </w:p>
+          <w:p>
             <w:pPr>
               <w:keepNext/>
               <w:spacing w:after="0"/>
@@ -3292,7 +3295,21 @@
                 <w:sz w:val="19"/>
                 <w:szCs w:val="19"/>
               </w:rPr>
-              <w:t xml:space="preserve">}</w:t>
+              <w:t xml:space="preserve">{"visits": 2, "pod": "api-5c8f7d9b6-xw4tn"}</w:t>
+            </w:r>
+          </w:p>
+          <w:p>
+            <w:pPr>
+              <w:keepNext/>
+              <w:spacing w:after="0"/>
+            </w:pPr>
+            <w:r>
+              <w:rPr>
+                <w:rFonts w:ascii="Consolas" w:hAnsi="Consolas" w:eastAsia="Consolas" w:cs="Consolas"/>
+                <w:sz w:val="19"/>
+                <w:szCs w:val="19"/>
+              </w:rPr>
+              <w:t xml:space="preserve">{"visits": 3, "pod": "api-5c8f7d9b6-2kq7x"}</w:t>
             </w:r>
           </w:p>
         </w:tc>
@@ -3595,21 +3612,7 @@
         <w:rPr>
           <w:lang w:val="en-US"/>
         </w:rPr>
-        <w:t xml:space="preserve">Store a number called </w:t>
-      </w:r>
-      <w:r>
-        <w:rPr>
-          <w:b w:val="1"/>
-          <w:bCs w:val="1"/>
-          <w:lang w:val="en-US"/>
-        </w:rPr>
-        <w:t>visits</w:t>
-      </w:r>
-      <w:r>
-        <w:rPr>
-          <w:lang w:val="en-US"/>
-        </w:rPr>
-        <w:t>, then add 1 to it twice.</w:t>
+        <w:t xml:space="preserve">Read the visits number straight from Redis. It matches what the API told you, because the API saved it in Redis. Then add 1 to it twice yourself.</w:t>
       </w:r>
     </w:p>
     <w:tbl>
@@ -3649,7 +3652,7 @@
               <w:right w:w="140" w:type="dxa"/>
             </w:tcMar>
           </w:tcPr>
-          <w:p wp14:textId="77777777">
+          <w:p>
             <w:pPr>
               <w:keepNext w:val="1"/>
               <w:spacing w:after="0"/>
@@ -3661,10 +3664,10 @@
                 <w:szCs w:val="19"/>
                 <w:lang w:val="en-US"/>
               </w:rPr>
-              <w:t>kubectl exec -n demo-app deploy/redis -- redis-cli set visits 10</w:t>
-            </w:r>
-          </w:p>
-          <w:p wp14:textId="77777777">
+              <w:t xml:space="preserve">kubectl exec -n demo-app deploy/redis -- redis-cli get visits</w:t>
+            </w:r>
+          </w:p>
+          <w:p>
             <w:pPr>
               <w:keepNext w:val="1"/>
               <w:spacing w:after="0"/>
@@ -3676,10 +3679,10 @@
                 <w:szCs w:val="19"/>
                 <w:lang w:val="en-US"/>
               </w:rPr>
-              <w:t>kubectl exec -n demo-app deploy/redis -- redis-cli incr visits</w:t>
-            </w:r>
-          </w:p>
-          <w:p wp14:textId="77777777">
+              <w:t xml:space="preserve">kubectl exec -n demo-app deploy/redis -- redis-cli incr visits</w:t>
+            </w:r>
+          </w:p>
+          <w:p>
             <w:pPr>
               <w:keepNext w:val="1"/>
               <w:spacing w:after="0"/>
@@ -3691,7 +3694,7 @@
                 <w:szCs w:val="19"/>
                 <w:lang w:val="en-US"/>
               </w:rPr>
-              <w:t>kubectl exec -n demo-app deploy/redis -- redis-cli incr visits</w:t>
+              <w:t xml:space="preserve">kubectl exec -n demo-app deploy/redis -- redis-cli incr visits</w:t>
             </w:r>
           </w:p>
         </w:tc>
@@ -3753,7 +3756,7 @@
               <w:t xml:space="preserve">Expected output (yours may differ slightly)</w:t>
             </w:r>
           </w:p>
-          <w:p wp14:textId="77777777">
+          <w:p>
             <w:pPr>
               <w:keepNext/>
               <w:spacing w:after="0"/>
@@ -3764,10 +3767,10 @@
                 <w:sz w:val="19"/>
                 <w:szCs w:val="19"/>
               </w:rPr>
-              <w:t xml:space="preserve">OK</w:t>
-            </w:r>
-          </w:p>
-          <w:p wp14:textId="77777777">
+              <w:t xml:space="preserve">3</w:t>
+            </w:r>
+          </w:p>
+          <w:p>
             <w:pPr>
               <w:keepNext/>
               <w:spacing w:after="0"/>
@@ -3778,10 +3781,10 @@
                 <w:sz w:val="19"/>
                 <w:szCs w:val="19"/>
               </w:rPr>
-              <w:t xml:space="preserve">11</w:t>
-            </w:r>
-          </w:p>
-          <w:p wp14:textId="77777777">
+              <w:t xml:space="preserve">4</w:t>
+            </w:r>
+          </w:p>
+          <w:p>
             <w:pPr>
               <w:keepNext/>
               <w:spacing w:after="0"/>
@@ -3792,7 +3795,7 @@
                 <w:sz w:val="19"/>
                 <w:szCs w:val="19"/>
               </w:rPr>
-              <w:t xml:space="preserve">12</w:t>
+              <w:t xml:space="preserve">5</w:t>
             </w:r>
           </w:p>
         </w:tc>
@@ -3917,36 +3920,7 @@
         <w:rPr>
           <w:lang w:val="en-US"/>
         </w:rPr>
-        <w:t xml:space="preserve">Ask the API for an ID </w:t>
-      </w:r>
-      <w:r>
-        <w:rPr>
-          <w:b w:val="1"/>
-          <w:bCs w:val="1"/>
-          <w:lang w:val="en-US"/>
-        </w:rPr>
-        <w:t>from inside a frontend pod</w:t>
-      </w:r>
-      <w:r>
-        <w:rPr>
-          <w:lang w:val="en-US"/>
-        </w:rPr>
-        <w:t xml:space="preserve">, using just the name </w:t>
-      </w:r>
-      <w:r>
-        <w:rPr>
-          <w:rFonts w:ascii="Consolas" w:hAnsi="Consolas" w:eastAsia="Consolas" w:cs="Consolas"/>
-          <w:sz w:val="20"/>
-          <w:szCs w:val="20"/>
-          <w:lang w:val="en-US"/>
-        </w:rPr>
-        <w:t>api</w:t>
-      </w:r>
-      <w:r>
-        <w:rPr>
-          <w:lang w:val="en-US"/>
-        </w:rPr>
-        <w:t>.</w:t>
+        <w:t xml:space="preserve">Ask the API to count a visit from inside a frontend pod, using just the name api.</w:t>
       </w:r>
     </w:p>
     <w:tbl>
@@ -3986,7 +3960,7 @@
               <w:right w:w="140" w:type="dxa"/>
             </w:tcMar>
           </w:tcPr>
-          <w:p wp14:textId="77777777">
+          <w:p>
             <w:pPr>
               <w:keepNext w:val="1"/>
               <w:spacing w:after="0"/>
@@ -3998,7 +3972,7 @@
                 <w:szCs w:val="19"/>
                 <w:lang w:val="en-US"/>
               </w:rPr>
-              <w:t>kubectl exec -n demo-app deploy/frontend -- wget -qO- http://api:8080/uuid</w:t>
+              <w:t xml:space="preserve">kubectl exec -n demo-app deploy/frontend -- wget -qO- http://api:8080/cgi-bin/visits</w:t>
             </w:r>
           </w:p>
         </w:tc>
@@ -4060,7 +4034,7 @@
               <w:t xml:space="preserve">Expected output (yours may differ slightly)</w:t>
             </w:r>
           </w:p>
-          <w:p wp14:textId="77777777">
+          <w:p>
             <w:pPr>
               <w:keepNext/>
               <w:spacing w:after="0"/>
@@ -4071,36 +4045,7 @@
                 <w:sz w:val="19"/>
                 <w:szCs w:val="19"/>
               </w:rPr>
-              <w:t xml:space="preserve">{</w:t>
-            </w:r>
-          </w:p>
-          <w:p wp14:textId="77777777">
-            <w:pPr>
-              <w:keepNext w:val="1"/>
-              <w:spacing w:after="0"/>
-            </w:pPr>
-            <w:r>
-              <w:rPr>
-                <w:rFonts w:ascii="Consolas" w:hAnsi="Consolas" w:eastAsia="Consolas" w:cs="Consolas"/>
-                <w:sz w:val="19"/>
-                <w:szCs w:val="19"/>
-                <w:lang w:val="en-US"/>
-              </w:rPr>
-              <w:t xml:space="preserve">  "uuid": "a71e9c04-58d2-4b3f-8e6a-0c9d2f1b7e35"</w:t>
-            </w:r>
-          </w:p>
-          <w:p wp14:textId="77777777">
-            <w:pPr>
-              <w:keepNext/>
-              <w:spacing w:after="0"/>
-            </w:pPr>
-            <w:r>
-              <w:rPr>
-                <w:rFonts w:ascii="Consolas" w:hAnsi="Consolas" w:eastAsia="Consolas" w:cs="Consolas"/>
-                <w:sz w:val="19"/>
-                <w:szCs w:val="19"/>
-              </w:rPr>
-              <w:t xml:space="preserve">}</w:t>
+              <w:t xml:space="preserve">{"visits": 6, "pod": "api-5c8f7d9b6-xw4tn"}</w:t>
             </w:r>
           </w:p>
         </w:tc>
@@ -4116,7 +4061,7 @@
         <w:spacing w:after="120"/>
       </w:pPr>
       <w:r>
-        <w:t xml:space="preserve">The frontend found the API by its name. This is how the parts of an app talk to each other inside a cluster.</w:t>
+        <w:t xml:space="preserve">The frontend found the API by its name, and the API found Redis by its name (redis). The count went from 5 to 6. This is how the parts of an app talk to each other inside a cluster.</w:t>
       </w:r>
     </w:p>
     <w:p xmlns:wp14="http://schemas.microsoft.com/office/word/2010/wordml" wp14:textId="77777777">
@@ -6363,21 +6308,7 @@
         <w:rPr>
           <w:lang w:val="en-US"/>
         </w:rPr>
-        <w:t xml:space="preserve">Check that your </w:t>
-      </w:r>
-      <w:r>
-        <w:rPr>
-          <w:b w:val="1"/>
-          <w:bCs w:val="1"/>
-          <w:lang w:val="en-US"/>
-        </w:rPr>
-        <w:t>visits</w:t>
-      </w:r>
-      <w:r>
-        <w:rPr>
-          <w:lang w:val="en-US"/>
-        </w:rPr>
-        <w:t xml:space="preserve"> number from Part 4 is still there.</w:t>
+        <w:t xml:space="preserve">Check your visits number is still there.</w:t>
       </w:r>
     </w:p>
     <w:tbl>
@@ -6491,7 +6422,7 @@
               <w:t xml:space="preserve">Expected output (yours may differ slightly)</w:t>
             </w:r>
           </w:p>
-          <w:p wp14:textId="77777777">
+          <w:p>
             <w:pPr>
               <w:keepNext/>
               <w:spacing w:after="0"/>
@@ -6502,7 +6433,7 @@
                 <w:sz w:val="19"/>
                 <w:szCs w:val="19"/>
               </w:rPr>
-              <w:t xml:space="preserve">12</w:t>
+              <w:t xml:space="preserve">6</w:t>
             </w:r>
           </w:p>
         </w:tc>
@@ -6531,21 +6462,7 @@
         <w:rPr>
           <w:lang w:val="en-US"/>
         </w:rPr>
-        <w:t xml:space="preserve">Delete the redis pod, and wait for its replacement to be </w:t>
-      </w:r>
-      <w:r>
-        <w:rPr>
-          <w:b w:val="1"/>
-          <w:bCs w:val="1"/>
-          <w:lang w:val="en-US"/>
-        </w:rPr>
-        <w:t>Running</w:t>
-      </w:r>
-      <w:r>
-        <w:rPr>
-          <w:lang w:val="en-US"/>
-        </w:rPr>
-        <w:t>.</w:t>
+        <w:t xml:space="preserve">Restart only the Redis container (not the pod), then check the number. You may see an error as Redis stops: that is OK. Wait until RESTARTS shows 1. The number should still be 6.</w:t>
       </w:r>
     </w:p>
     <w:tbl>
@@ -6585,7 +6502,7 @@
               <w:right w:w="140" w:type="dxa"/>
             </w:tcMar>
           </w:tcPr>
-          <w:p wp14:textId="77777777">
+          <w:p>
             <w:pPr>
               <w:keepNext w:val="1"/>
               <w:spacing w:after="0"/>
@@ -6597,10 +6514,10 @@
                 <w:szCs w:val="19"/>
                 <w:lang w:val="en-US"/>
               </w:rPr>
-              <w:t>kubectl delete pod -n demo-app -l app=redis</w:t>
-            </w:r>
-          </w:p>
-          <w:p wp14:textId="77777777">
+              <w:t xml:space="preserve">kubectl exec -n demo-app deploy/redis -- redis-cli shutdown</w:t>
+            </w:r>
+          </w:p>
+          <w:p>
             <w:pPr>
               <w:keepNext w:val="1"/>
               <w:spacing w:after="0"/>
@@ -6612,7 +6529,22 @@
                 <w:szCs w:val="19"/>
                 <w:lang w:val="en-US"/>
               </w:rPr>
-              <w:t>kubectl get pods -n demo-app -l app=redis</w:t>
+              <w:t xml:space="preserve">kubectl get pods -n demo-app -l app=redis</w:t>
+            </w:r>
+          </w:p>
+          <w:p>
+            <w:pPr>
+              <w:keepNext w:val="1"/>
+              <w:spacing w:after="0"/>
+            </w:pPr>
+            <w:r>
+              <w:rPr>
+                <w:rFonts w:ascii="Consolas" w:hAnsi="Consolas" w:eastAsia="Consolas" w:cs="Consolas"/>
+                <w:sz w:val="19"/>
+                <w:szCs w:val="19"/>
+                <w:lang w:val="en-US"/>
+              </w:rPr>
+              <w:t xml:space="preserve">kubectl exec -n demo-app deploy/redis -- redis-cli get visits</w:t>
             </w:r>
           </w:p>
         </w:tc>
@@ -6641,7 +6573,7 @@
         <w:rPr>
           <w:lang w:val="en-US"/>
         </w:rPr>
-        <w:t>Ask for the number again.</w:t>
+        <w:t xml:space="preserve">Now delete the whole redis pod, wait for its replacement to be Running, and check again.</w:t>
       </w:r>
     </w:p>
     <w:tbl>
@@ -6681,7 +6613,7 @@
               <w:right w:w="140" w:type="dxa"/>
             </w:tcMar>
           </w:tcPr>
-          <w:p wp14:textId="77777777">
+          <w:p>
             <w:pPr>
               <w:keepNext w:val="1"/>
               <w:spacing w:after="0"/>
@@ -6693,7 +6625,37 @@
                 <w:szCs w:val="19"/>
                 <w:lang w:val="en-US"/>
               </w:rPr>
-              <w:t>kubectl exec -n demo-app deploy/redis -- redis-cli get visits</w:t>
+              <w:t xml:space="preserve">kubectl delete pod -n demo-app -l app=redis</w:t>
+            </w:r>
+          </w:p>
+          <w:p>
+            <w:pPr>
+              <w:keepNext w:val="1"/>
+              <w:spacing w:after="0"/>
+            </w:pPr>
+            <w:r>
+              <w:rPr>
+                <w:rFonts w:ascii="Consolas" w:hAnsi="Consolas" w:eastAsia="Consolas" w:cs="Consolas"/>
+                <w:sz w:val="19"/>
+                <w:szCs w:val="19"/>
+                <w:lang w:val="en-US"/>
+              </w:rPr>
+              <w:t xml:space="preserve">kubectl get pods -n demo-app -l app=redis</w:t>
+            </w:r>
+          </w:p>
+          <w:p>
+            <w:pPr>
+              <w:keepNext w:val="1"/>
+              <w:spacing w:after="0"/>
+            </w:pPr>
+            <w:r>
+              <w:rPr>
+                <w:rFonts w:ascii="Consolas" w:hAnsi="Consolas" w:eastAsia="Consolas" w:cs="Consolas"/>
+                <w:sz w:val="19"/>
+                <w:szCs w:val="19"/>
+                <w:lang w:val="en-US"/>
+              </w:rPr>
+              <w:t xml:space="preserve">kubectl exec -n demo-app deploy/redis -- redis-cli get visits</w:t>
             </w:r>
           </w:p>
         </w:tc>
@@ -6785,21 +6747,7 @@
         <w:rPr>
           <w:lang w:val="en-US"/>
         </w:rPr>
-        <w:t xml:space="preserve">The number is gone. A pod’s files live and die with the pod, so the new redis pod started empty. For a database you would give the pod storage that outlives it, called a </w:t>
-      </w:r>
-      <w:r>
-        <w:rPr>
-          <w:b w:val="1"/>
-          <w:bCs w:val="1"/>
-          <w:lang w:val="en-US"/>
-        </w:rPr>
-        <w:t>PersistentVolume</w:t>
-      </w:r>
-      <w:r>
-        <w:rPr>
-          <w:lang w:val="en-US"/>
-        </w:rPr>
-        <w:t>. Why might that be fine for this demo app, but not for a real shop’s orders?</w:t>
+        <w:t xml:space="preserve">The number survived the container restart in Step 26, because it was saved in the emptyDir at /data, which lives as long as the pod. In Step 27 the pod was deleted, so its emptyDir was deleted too, and the new redis pod started empty. For data that must outlive the pod, you would use a PersistentVolume. Why is emptyDir fine for this demo app, but not for a real shop’s orders?</w:t>
       </w:r>
     </w:p>
     <w:p xmlns:wp14="http://schemas.microsoft.com/office/word/2010/wordml" wp14:textId="77777777">

--- a/project-docs/05-student-lab-handouts/DSYS601 Lab2 Deploy the demo app.docx
+++ b/project-docs/05-student-lab-handouts/DSYS601 Lab2 Deploy the demo app.docx
@@ -163,7 +163,7 @@
               <w:rPr>
                 <w:lang w:val="en-US"/>
               </w:rPr>
-              <w:t>About 90 minutes, plus an optional extra task</w:t>
+              <w:t xml:space="preserve">About 90 minutes, plus an optional extra task. New to Kubernetes? Allow up to 2 hours, including time to fix small problems.</w:t>
             </w:r>
           </w:p>
         </w:tc>

--- a/project-docs/05-student-lab-handouts/DSYS601 Lab2 Deploy the demo app.docx
+++ b/project-docs/05-student-lab-handouts/DSYS601 Lab2 Deploy the demo app.docx
@@ -6966,6 +6966,457 @@
         <w:spacing w:after="60"/>
       </w:pPr>
     </w:p>
+    <w:p xmlns:wp14="http://schemas.microsoft.com/office/word/2010/wordml" wp14:textId="77777777">
+      <w:pPr>
+        <w:pStyle w:val="Heading1"/>
+      </w:pPr>
+      <w:r>
+        <w:t xml:space="preserve">If something goes wrong</w:t>
+      </w:r>
+    </w:p>
+    <w:tbl>
+      <w:tblPr>
+        <w:tblW w:w="9638" w:type="dxa"/>
+        <w:tblBorders>
+          <w:top w:val="single" w:color="auto" w:sz="4"/>
+          <w:left w:val="single" w:color="auto" w:sz="4"/>
+          <w:bottom w:val="single" w:color="auto" w:sz="4"/>
+          <w:right w:val="single" w:color="auto" w:sz="4"/>
+          <w:insideH w:val="single" w:color="auto" w:sz="4"/>
+          <w:insideV w:val="single" w:color="auto" w:sz="4"/>
+        </w:tblBorders>
+        <w:tblLayout w:type="fixed"/>
+      </w:tblPr>
+      <w:tblGrid>
+        <w:gridCol w:w="3300"/>
+        <w:gridCol w:w="6338"/>
+      </w:tblGrid>
+      <w:tr xmlns:wp14="http://schemas.microsoft.com/office/word/2010/wordml" wp14:textId="77777777">
+        <w:trPr>
+          <w:tblHeader/>
+        </w:trPr>
+        <w:tc>
+          <w:tcPr>
+            <w:tcW w:w="3300" w:type="dxa"/>
+            <w:tcBorders>
+              <w:top w:val="single" w:color="BFBFBF" w:sz="4"/>
+              <w:left w:val="single" w:color="BFBFBF" w:sz="4"/>
+              <w:bottom w:val="single" w:color="BFBFBF" w:sz="4"/>
+              <w:right w:val="single" w:color="BFBFBF" w:sz="4"/>
+            </w:tcBorders>
+            <w:shd w:val="clear" w:color="auto" w:fill="1F3864"/>
+            <w:tcMar>
+              <w:top w:w="60" w:type="dxa"/>
+              <w:left w:w="110" w:type="dxa"/>
+              <w:bottom w:w="60" w:type="dxa"/>
+              <w:right w:w="110" w:type="dxa"/>
+            </w:tcMar>
+          </w:tcPr>
+          <w:p wp14:textId="77777777">
+            <w:r>
+              <w:rPr>
+                <w:b/>
+                <w:bCs/>
+                <w:color w:val="FFFFFF"/>
+              </w:rPr>
+              <w:t xml:space="preserve">Problem</w:t>
+            </w:r>
+          </w:p>
+        </w:tc>
+        <w:tc>
+          <w:tcPr>
+            <w:tcW w:w="6338" w:type="dxa"/>
+            <w:tcBorders>
+              <w:top w:val="single" w:color="BFBFBF" w:sz="4"/>
+              <w:left w:val="single" w:color="BFBFBF" w:sz="4"/>
+              <w:bottom w:val="single" w:color="BFBFBF" w:sz="4"/>
+              <w:right w:val="single" w:color="BFBFBF" w:sz="4"/>
+            </w:tcBorders>
+            <w:shd w:val="clear" w:color="auto" w:fill="1F3864"/>
+            <w:tcMar>
+              <w:top w:w="60" w:type="dxa"/>
+              <w:left w:w="110" w:type="dxa"/>
+              <w:bottom w:w="60" w:type="dxa"/>
+              <w:right w:w="110" w:type="dxa"/>
+            </w:tcMar>
+          </w:tcPr>
+          <w:p wp14:textId="77777777">
+            <w:r>
+              <w:rPr>
+                <w:b/>
+                <w:bCs/>
+                <w:color w:val="FFFFFF"/>
+              </w:rPr>
+              <w:t xml:space="preserve">Fix</w:t>
+            </w:r>
+          </w:p>
+        </w:tc>
+      </w:tr>
+      <w:tr xmlns:wp14="http://schemas.microsoft.com/office/word/2010/wordml" wp14:textId="77777777">
+        <w:trPr>
+          <w:cantSplit/>
+        </w:trPr>
+        <w:tc>
+          <w:tcPr>
+            <w:tcW w:w="3300" w:type="dxa"/>
+            <w:tcBorders>
+              <w:top w:val="single" w:color="BFBFBF" w:sz="4"/>
+              <w:left w:val="single" w:color="BFBFBF" w:sz="4"/>
+              <w:bottom w:val="single" w:color="BFBFBF" w:sz="4"/>
+              <w:right w:val="single" w:color="BFBFBF" w:sz="4"/>
+            </w:tcBorders>
+            <w:tcMar>
+              <w:top w:w="60" w:type="dxa"/>
+              <w:left w:w="110" w:type="dxa"/>
+              <w:bottom w:w="60" w:type="dxa"/>
+              <w:right w:w="110" w:type="dxa"/>
+            </w:tcMar>
+          </w:tcPr>
+          <w:p wp14:textId="77777777">
+            <w:r>
+              <w:t xml:space="preserve">Unable to connect to the server, or connection refused from kubectl</w:t>
+            </w:r>
+          </w:p>
+        </w:tc>
+        <w:tc>
+          <w:tcPr>
+            <w:tcW w:w="6338" w:type="dxa"/>
+            <w:tcBorders>
+              <w:top w:val="single" w:color="BFBFBF" w:sz="4"/>
+              <w:left w:val="single" w:color="BFBFBF" w:sz="4"/>
+              <w:bottom w:val="single" w:color="BFBFBF" w:sz="4"/>
+              <w:right w:val="single" w:color="BFBFBF" w:sz="4"/>
+            </w:tcBorders>
+            <w:tcMar>
+              <w:top w:w="60" w:type="dxa"/>
+              <w:left w:w="110" w:type="dxa"/>
+              <w:bottom w:w="60" w:type="dxa"/>
+              <w:right w:w="110" w:type="dxa"/>
+            </w:tcMar>
+          </w:tcPr>
+          <w:p wp14:textId="77777777">
+            <w:r>
+              <w:rPr>
+                <w:lang w:val="en-US"/>
+              </w:rPr>
+              <w:t xml:space="preserve">The cluster is not running. Check with docker ps. If no nodes are listed, rebuild it (Step 3).</w:t>
+            </w:r>
+          </w:p>
+        </w:tc>
+      </w:tr>
+      <w:tr xmlns:wp14="http://schemas.microsoft.com/office/word/2010/wordml" wp14:textId="77777777">
+        <w:trPr>
+          <w:cantSplit/>
+        </w:trPr>
+        <w:tc>
+          <w:tcPr>
+            <w:tcW w:w="3300" w:type="dxa"/>
+            <w:tcBorders>
+              <w:top w:val="single" w:color="BFBFBF" w:sz="4"/>
+              <w:left w:val="single" w:color="BFBFBF" w:sz="4"/>
+              <w:bottom w:val="single" w:color="BFBFBF" w:sz="4"/>
+              <w:right w:val="single" w:color="BFBFBF" w:sz="4"/>
+            </w:tcBorders>
+            <w:tcMar>
+              <w:top w:w="60" w:type="dxa"/>
+              <w:left w:w="110" w:type="dxa"/>
+              <w:bottom w:w="60" w:type="dxa"/>
+              <w:right w:w="110" w:type="dxa"/>
+            </w:tcMar>
+          </w:tcPr>
+          <w:p wp14:textId="77777777">
+            <w:r>
+              <w:t xml:space="preserve">Pods stuck in Pending or ContainerCreating</w:t>
+            </w:r>
+          </w:p>
+        </w:tc>
+        <w:tc>
+          <w:tcPr>
+            <w:tcW w:w="6338" w:type="dxa"/>
+            <w:tcBorders>
+              <w:top w:val="single" w:color="BFBFBF" w:sz="4"/>
+              <w:left w:val="single" w:color="BFBFBF" w:sz="4"/>
+              <w:bottom w:val="single" w:color="BFBFBF" w:sz="4"/>
+              <w:right w:val="single" w:color="BFBFBF" w:sz="4"/>
+            </w:tcBorders>
+            <w:tcMar>
+              <w:top w:w="60" w:type="dxa"/>
+              <w:left w:w="110" w:type="dxa"/>
+              <w:bottom w:w="60" w:type="dxa"/>
+              <w:right w:w="110" w:type="dxa"/>
+            </w:tcMar>
+          </w:tcPr>
+          <w:p wp14:textId="77777777">
+            <w:r>
+              <w:rPr>
+                <w:lang w:val="en-US"/>
+              </w:rPr>
+              <w:t xml:space="preserve">The images are still downloading. Wait a minute and check again. If it lasts more than 5 minutes, run kubectl describe pod &lt;name&gt; -n demo-app and read the Events.</w:t>
+            </w:r>
+          </w:p>
+        </w:tc>
+      </w:tr>
+      <w:tr xmlns:wp14="http://schemas.microsoft.com/office/word/2010/wordml" wp14:textId="77777777">
+        <w:trPr>
+          <w:cantSplit/>
+        </w:trPr>
+        <w:tc>
+          <w:tcPr>
+            <w:tcW w:w="3300" w:type="dxa"/>
+            <w:tcBorders>
+              <w:top w:val="single" w:color="BFBFBF" w:sz="4"/>
+              <w:left w:val="single" w:color="BFBFBF" w:sz="4"/>
+              <w:bottom w:val="single" w:color="BFBFBF" w:sz="4"/>
+              <w:right w:val="single" w:color="BFBFBF" w:sz="4"/>
+            </w:tcBorders>
+            <w:tcMar>
+              <w:top w:w="60" w:type="dxa"/>
+              <w:left w:w="110" w:type="dxa"/>
+              <w:bottom w:w="60" w:type="dxa"/>
+              <w:right w:w="110" w:type="dxa"/>
+            </w:tcMar>
+          </w:tcPr>
+          <w:p wp14:textId="77777777">
+            <w:r>
+              <w:t xml:space="preserve">curl: connection refused</w:t>
+            </w:r>
+          </w:p>
+        </w:tc>
+        <w:tc>
+          <w:tcPr>
+            <w:tcW w:w="6338" w:type="dxa"/>
+            <w:tcBorders>
+              <w:top w:val="single" w:color="BFBFBF" w:sz="4"/>
+              <w:left w:val="single" w:color="BFBFBF" w:sz="4"/>
+              <w:bottom w:val="single" w:color="BFBFBF" w:sz="4"/>
+              <w:right w:val="single" w:color="BFBFBF" w:sz="4"/>
+            </w:tcBorders>
+            <w:tcMar>
+              <w:top w:w="60" w:type="dxa"/>
+              <w:left w:w="110" w:type="dxa"/>
+              <w:bottom w:w="60" w:type="dxa"/>
+              <w:right w:w="110" w:type="dxa"/>
+            </w:tcMar>
+          </w:tcPr>
+          <w:p wp14:textId="77777777">
+            <w:r>
+              <w:rPr>
+                <w:lang w:val="en-US"/>
+              </w:rPr>
+              <w:t xml:space="preserve">The port-forward in tab 2 or tab 3 has stopped. Run it again (Up arrow, Enter).</w:t>
+            </w:r>
+          </w:p>
+        </w:tc>
+      </w:tr>
+      <w:tr xmlns:wp14="http://schemas.microsoft.com/office/word/2010/wordml" wp14:textId="77777777">
+        <w:trPr>
+          <w:cantSplit/>
+        </w:trPr>
+        <w:tc>
+          <w:tcPr>
+            <w:tcW w:w="3300" w:type="dxa"/>
+            <w:tcBorders>
+              <w:top w:val="single" w:color="BFBFBF" w:sz="4"/>
+              <w:left w:val="single" w:color="BFBFBF" w:sz="4"/>
+              <w:bottom w:val="single" w:color="BFBFBF" w:sz="4"/>
+              <w:right w:val="single" w:color="BFBFBF" w:sz="4"/>
+            </w:tcBorders>
+            <w:tcMar>
+              <w:top w:w="60" w:type="dxa"/>
+              <w:left w:w="110" w:type="dxa"/>
+              <w:bottom w:w="60" w:type="dxa"/>
+              <w:right w:w="110" w:type="dxa"/>
+            </w:tcMar>
+          </w:tcPr>
+          <w:p wp14:textId="77777777">
+            <w:r>
+              <w:t xml:space="preserve">{"error": "cannot reach redis"}</w:t>
+            </w:r>
+          </w:p>
+        </w:tc>
+        <w:tc>
+          <w:tcPr>
+            <w:tcW w:w="6338" w:type="dxa"/>
+            <w:tcBorders>
+              <w:top w:val="single" w:color="BFBFBF" w:sz="4"/>
+              <w:left w:val="single" w:color="BFBFBF" w:sz="4"/>
+              <w:bottom w:val="single" w:color="BFBFBF" w:sz="4"/>
+              <w:right w:val="single" w:color="BFBFBF" w:sz="4"/>
+            </w:tcBorders>
+            <w:tcMar>
+              <w:top w:w="60" w:type="dxa"/>
+              <w:left w:w="110" w:type="dxa"/>
+              <w:bottom w:w="60" w:type="dxa"/>
+              <w:right w:w="110" w:type="dxa"/>
+            </w:tcMar>
+          </w:tcPr>
+          <w:p wp14:textId="77777777">
+            <w:r>
+              <w:rPr>
+                <w:lang w:val="en-US"/>
+              </w:rPr>
+              <w:t xml:space="preserve">The redis pod is not Running yet. Check with kubectl get pods -n demo-app -l app=redis, wait, then try again.</w:t>
+            </w:r>
+          </w:p>
+        </w:tc>
+      </w:tr>
+      <w:tr xmlns:wp14="http://schemas.microsoft.com/office/word/2010/wordml" wp14:textId="77777777">
+        <w:trPr>
+          <w:cantSplit/>
+        </w:trPr>
+        <w:tc>
+          <w:tcPr>
+            <w:tcW w:w="3300" w:type="dxa"/>
+            <w:tcBorders>
+              <w:top w:val="single" w:color="BFBFBF" w:sz="4"/>
+              <w:left w:val="single" w:color="BFBFBF" w:sz="4"/>
+              <w:bottom w:val="single" w:color="BFBFBF" w:sz="4"/>
+              <w:right w:val="single" w:color="BFBFBF" w:sz="4"/>
+            </w:tcBorders>
+            <w:tcMar>
+              <w:top w:w="60" w:type="dxa"/>
+              <w:left w:w="110" w:type="dxa"/>
+              <w:bottom w:w="60" w:type="dxa"/>
+              <w:right w:w="110" w:type="dxa"/>
+            </w:tcMar>
+          </w:tcPr>
+          <w:p wp14:textId="77777777">
+            <w:r>
+              <w:t xml:space="preserve">address already in use</w:t>
+            </w:r>
+          </w:p>
+        </w:tc>
+        <w:tc>
+          <w:tcPr>
+            <w:tcW w:w="6338" w:type="dxa"/>
+            <w:tcBorders>
+              <w:top w:val="single" w:color="BFBFBF" w:sz="4"/>
+              <w:left w:val="single" w:color="BFBFBF" w:sz="4"/>
+              <w:bottom w:val="single" w:color="BFBFBF" w:sz="4"/>
+              <w:right w:val="single" w:color="BFBFBF" w:sz="4"/>
+            </w:tcBorders>
+            <w:tcMar>
+              <w:top w:w="60" w:type="dxa"/>
+              <w:left w:w="110" w:type="dxa"/>
+              <w:bottom w:w="60" w:type="dxa"/>
+              <w:right w:w="110" w:type="dxa"/>
+            </w:tcMar>
+          </w:tcPr>
+          <w:p wp14:textId="77777777">
+            <w:r>
+              <w:rPr>
+                <w:lang w:val="en-US"/>
+              </w:rPr>
+              <w:t xml:space="preserve">That port-forward is already running in another tab.</w:t>
+            </w:r>
+          </w:p>
+        </w:tc>
+      </w:tr>
+      <w:tr xmlns:wp14="http://schemas.microsoft.com/office/word/2010/wordml" wp14:textId="77777777">
+        <w:trPr>
+          <w:cantSplit/>
+        </w:trPr>
+        <w:tc>
+          <w:tcPr>
+            <w:tcW w:w="3300" w:type="dxa"/>
+            <w:tcBorders>
+              <w:top w:val="single" w:color="BFBFBF" w:sz="4"/>
+              <w:left w:val="single" w:color="BFBFBF" w:sz="4"/>
+              <w:bottom w:val="single" w:color="BFBFBF" w:sz="4"/>
+              <w:right w:val="single" w:color="BFBFBF" w:sz="4"/>
+            </w:tcBorders>
+            <w:tcMar>
+              <w:top w:w="60" w:type="dxa"/>
+              <w:left w:w="110" w:type="dxa"/>
+              <w:bottom w:w="60" w:type="dxa"/>
+              <w:right w:w="110" w:type="dxa"/>
+            </w:tcMar>
+          </w:tcPr>
+          <w:p wp14:textId="77777777">
+            <w:r>
+              <w:t xml:space="preserve">Error from server (NotFound) when deleting a pod</w:t>
+            </w:r>
+          </w:p>
+        </w:tc>
+        <w:tc>
+          <w:tcPr>
+            <w:tcW w:w="6338" w:type="dxa"/>
+            <w:tcBorders>
+              <w:top w:val="single" w:color="BFBFBF" w:sz="4"/>
+              <w:left w:val="single" w:color="BFBFBF" w:sz="4"/>
+              <w:bottom w:val="single" w:color="BFBFBF" w:sz="4"/>
+              <w:right w:val="single" w:color="BFBFBF" w:sz="4"/>
+            </w:tcBorders>
+            <w:tcMar>
+              <w:top w:w="60" w:type="dxa"/>
+              <w:left w:w="110" w:type="dxa"/>
+              <w:bottom w:w="60" w:type="dxa"/>
+              <w:right w:w="110" w:type="dxa"/>
+            </w:tcMar>
+          </w:tcPr>
+          <w:p wp14:textId="77777777">
+            <w:r>
+              <w:rPr>
+                <w:lang w:val="en-US"/>
+              </w:rPr>
+              <w:t xml:space="preserve">The name is not one of yours. Copy a name from kubectl get pods -n demo-app.</w:t>
+            </w:r>
+          </w:p>
+        </w:tc>
+      </w:tr>
+      <w:tr xmlns:wp14="http://schemas.microsoft.com/office/word/2010/wordml" wp14:textId="77777777">
+        <w:trPr>
+          <w:cantSplit/>
+        </w:trPr>
+        <w:tc>
+          <w:tcPr>
+            <w:tcW w:w="3300" w:type="dxa"/>
+            <w:tcBorders>
+              <w:top w:val="single" w:color="BFBFBF" w:sz="4"/>
+              <w:left w:val="single" w:color="BFBFBF" w:sz="4"/>
+              <w:bottom w:val="single" w:color="BFBFBF" w:sz="4"/>
+              <w:right w:val="single" w:color="BFBFBF" w:sz="4"/>
+            </w:tcBorders>
+            <w:tcMar>
+              <w:top w:w="60" w:type="dxa"/>
+              <w:left w:w="110" w:type="dxa"/>
+              <w:bottom w:w="60" w:type="dxa"/>
+              <w:right w:w="110" w:type="dxa"/>
+            </w:tcMar>
+          </w:tcPr>
+          <w:p wp14:textId="77777777">
+            <w:r>
+              <w:t xml:space="preserve">An error after redis-cli shutdown (Step 26)</w:t>
+            </w:r>
+          </w:p>
+        </w:tc>
+        <w:tc>
+          <w:tcPr>
+            <w:tcW w:w="6338" w:type="dxa"/>
+            <w:tcBorders>
+              <w:top w:val="single" w:color="BFBFBF" w:sz="4"/>
+              <w:left w:val="single" w:color="BFBFBF" w:sz="4"/>
+              <w:bottom w:val="single" w:color="BFBFBF" w:sz="4"/>
+              <w:right w:val="single" w:color="BFBFBF" w:sz="4"/>
+            </w:tcBorders>
+            <w:tcMar>
+              <w:top w:w="60" w:type="dxa"/>
+              <w:left w:w="110" w:type="dxa"/>
+              <w:bottom w:w="60" w:type="dxa"/>
+              <w:right w:w="110" w:type="dxa"/>
+            </w:tcMar>
+          </w:tcPr>
+          <w:p wp14:textId="77777777">
+            <w:r>
+              <w:rPr>
+                <w:lang w:val="en-US"/>
+              </w:rPr>
+              <w:t xml:space="preserve">This is expected: Redis stopped. Wait until RESTARTS shows 1, then carry on.</w:t>
+            </w:r>
+          </w:p>
+        </w:tc>
+      </w:tr>
+    </w:tbl>
     <w:p xmlns:wp14="http://schemas.microsoft.com/office/word/2010/wordml" wp14:textId="77777777">
       <w:pPr>
         <w:pStyle w:val="Heading1"/>
